--- a/reports/2026-08-05/2026-08-05 09时25分 A股量化报告.docx
+++ b/reports/2026-08-05/2026-08-05 09时25分 A股量化报告.docx
@@ -100,7 +100,7 @@
           </w:tcPr>
           <w:p>
             <w:r>
-              <w:t>3822.25</w:t>
+              <w:t>3857.55</w:t>
             </w:r>
           </w:p>
         </w:tc>
@@ -110,7 +110,7 @@
           </w:tcPr>
           <w:p>
             <w:r>
-              <w:t>+-0.00%</w:t>
+              <w:t>+0.92%</w:t>
             </w:r>
           </w:p>
         </w:tc>
@@ -140,7 +140,7 @@
           </w:tcPr>
           <w:p>
             <w:r>
-              <w:t>13885.71</w:t>
+              <w:t>13994.52</w:t>
             </w:r>
           </w:p>
         </w:tc>
@@ -150,7 +150,7 @@
           </w:tcPr>
           <w:p>
             <w:r>
-              <w:t>+0.00%</w:t>
+              <w:t>+0.78%</w:t>
             </w:r>
           </w:p>
         </w:tc>
@@ -180,7 +180,7 @@
           </w:tcPr>
           <w:p>
             <w:r>
-              <w:t>3488.97</w:t>
+              <w:t>3485.96</w:t>
             </w:r>
           </w:p>
         </w:tc>
@@ -190,7 +190,7 @@
           </w:tcPr>
           <w:p>
             <w:r>
-              <w:t>+0.00%</w:t>
+              <w:t>-0.09%</w:t>
             </w:r>
           </w:p>
         </w:tc>
@@ -220,7 +220,7 @@
           </w:tcPr>
           <w:p>
             <w:r>
-              <w:t>1616.36</w:t>
+              <w:t>1671.05</w:t>
             </w:r>
           </w:p>
         </w:tc>
@@ -230,7 +230,7 @@
           </w:tcPr>
           <w:p>
             <w:r>
-              <w:t>+0.00%</w:t>
+              <w:t>+3.38%</w:t>
             </w:r>
           </w:p>
         </w:tc>
@@ -260,7 +260,7 @@
           </w:tcPr>
           <w:p>
             <w:r>
-              <w:t>4600.93</w:t>
+              <w:t>4621.62</w:t>
             </w:r>
           </w:p>
         </w:tc>
@@ -270,7 +270,7 @@
           </w:tcPr>
           <w:p>
             <w:r>
-              <w:t>+0.00%</w:t>
+              <w:t>+0.45%</w:t>
             </w:r>
           </w:p>
         </w:tc>
@@ -300,7 +300,7 @@
           </w:tcPr>
           <w:p>
             <w:r>
-              <w:t>7607.49</w:t>
+              <w:t>7741.11</w:t>
             </w:r>
           </w:p>
         </w:tc>
@@ -310,7 +310,7 @@
           </w:tcPr>
           <w:p>
             <w:r>
-              <w:t>+0.00%</w:t>
+              <w:t>+1.76%</w:t>
             </w:r>
           </w:p>
         </w:tc>
@@ -347,6 +347,19 @@
     </w:p>
     <w:p>
       <w:pPr>
+        <w:pStyle w:val="Heading2"/>
+      </w:pPr>
+      <w:r>
+        <w:rPr>
+          <w:rFonts w:ascii="微软雅黑" w:hAnsi="微软雅黑" w:eastAsia="微软雅黑"/>
+          <w:color w:val="1A1A1A"/>
+          <w:sz w:val="22"/>
+        </w:rPr>
+        <w:t>📊 A 股盘前简报 | 2026-08-05</w:t>
+      </w:r>
+    </w:p>
+    <w:p>
+      <w:pPr>
         <w:spacing w:after="120"/>
       </w:pPr>
       <w:r>
@@ -355,7 +368,7 @@
           <w:color w:val="1A1A1A"/>
           <w:sz w:val="22"/>
         </w:rPr>
-        <w:t>隔夜美股纳斯达克大涨2.59%与昨日A股主要指数午后涨势集体衰竭形成鲜明反差。本时段核心变化是：成长板块动能衰竭速度远超权重指数，创业板指较上一时段骤降5.71个百分点，市场内存量博弈的脆弱性暴露无遗。当前交易核心在于判断美股映射能否逆转A股自身走弱的动量。</w:t>
+        <w:t>⚠️ 免责声明：本报告由 AI 自动生成，仅供参考，不构成任何投资建议。投资有风险，入市需谨慎。</w:t>
       </w:r>
     </w:p>
     <w:p>
@@ -368,7 +381,7 @@
           <w:color w:val="1A1A1A"/>
           <w:sz w:val="22"/>
         </w:rPr>
-        <w:t>📊 市场概览</w:t>
+        <w:t>一、市场概览</w:t>
       </w:r>
     </w:p>
     <w:p>
@@ -381,7 +394,24 @@
           <w:color w:val="1A1A1A"/>
           <w:sz w:val="22"/>
         </w:rPr>
-        <w:t>昨日市场呈现典型的早盘冲高后单边回落走势。在缺乏增量资金的情况下，早盘的乐观情绪在午后被卖盘完全消化。较昨日同期，创业板指涨势衰竭3.39个百分点，领涨板块完全切换，显示热点毫无持续性。隔夜外盘强劲反弹，为今日开盘提供了一个积极的外部锚点，但日内能否高开高走，取决于量能能否有效放大，否则将重演冲高回落。</w:t>
+        <w:t>本时段核心变化是</w:t>
+      </w:r>
+      <w:r>
+        <w:rPr>
+          <w:rFonts w:ascii="微软雅黑" w:hAnsi="微软雅黑" w:eastAsia="微软雅黑"/>
+          <w:b/>
+          <w:color w:val="D29922"/>
+          <w:sz w:val="22"/>
+        </w:rPr>
+        <w:t>创业板指加速下跌，成交额环比剧减32%</w:t>
+      </w:r>
+      <w:r>
+        <w:rPr>
+          <w:rFonts w:ascii="微软雅黑" w:hAnsi="微软雅黑" w:eastAsia="微软雅黑"/>
+          <w:color w:val="1A1A1A"/>
+          <w:sz w:val="22"/>
+        </w:rPr>
+        <w:t>，增量资金断流引发局部踩踏。但上证与科创50相对坚挺，资金集中涌入半导体等硬科技，市场呈现极端的"指数稳、个股崩"的哑铃型分化。隔夜纳指大涨为今日科技股开盘提供了情绪缓冲，但A股主要矛盾仍在内部的量能衰竭与存量博弈。</w:t>
       </w:r>
     </w:p>
     <w:p>
@@ -394,7 +424,7 @@
           <w:color w:val="1A1A1A"/>
           <w:sz w:val="22"/>
         </w:rPr>
-        <w:t>📈 核心指标</w:t>
+        <w:t>二、核心指标</w:t>
       </w:r>
     </w:p>
     <w:p>
@@ -409,7 +439,7 @@
           <w:color w:val="D29922"/>
           <w:sz w:val="22"/>
         </w:rPr>
-        <w:t>指数动量：</w:t>
+        <w:t>涨跌比</w:t>
       </w:r>
       <w:r>
         <w:rPr>
@@ -417,7 +447,7 @@
           <w:color w:val="1A1A1A"/>
           <w:sz w:val="22"/>
         </w:rPr>
-        <w:t>创业板指动能衰竭最为严重，较上一时段下降5.71个百分点至平盘，较昨日同期下降3.39个百分点，属于预警级别的弱势信号。科创50和中证500紧随其后，显示中小盘与成长股是昨日资金撤出的重灾区。仅上证指数相对抗跌，表明资金短暂回流至低波动的价值板块进行避险。</w:t>
+        <w:t>：沪强深弱，创业板指较上一时段加速下跌5.8pp，动能衰竭信号明确；上证在权重护航下较昨日同期反而加速上行1.08pp，属于典型的托市非攻。</w:t>
       </w:r>
     </w:p>
     <w:p>
@@ -432,7 +462,7 @@
           <w:color w:val="D29922"/>
           <w:sz w:val="22"/>
         </w:rPr>
-        <w:t>板块轮动：</w:t>
+        <w:t>成交额</w:t>
       </w:r>
       <w:r>
         <w:rPr>
@@ -440,133 +470,7 @@
           <w:color w:val="1A1A1A"/>
           <w:sz w:val="22"/>
         </w:rPr>
-        <w:t>较昨日同期，领涨板块被完全替换，玻璃、船舶、传媒接替了陶瓷、电子器件与次新股。这种一日游式的轮动，是典型的量化资金主导下的超跌反弹模式，不具备趋势性行情的基础。</w:t>
-      </w:r>
-    </w:p>
-    <w:p>
-      <w:pPr>
-        <w:pStyle w:val="Heading2"/>
-      </w:pPr>
-      <w:r>
-        <w:rPr>
-          <w:rFonts w:ascii="微软雅黑" w:hAnsi="微软雅黑" w:eastAsia="微软雅黑"/>
-          <w:color w:val="1A1A1A"/>
-          <w:sz w:val="22"/>
-        </w:rPr>
-        <w:t>🔥 板块热点</w:t>
-      </w:r>
-    </w:p>
-    <w:p>
-      <w:pPr>
-        <w:spacing w:after="120"/>
-      </w:pPr>
-      <w:r>
-        <w:rPr>
-          <w:rFonts w:ascii="微软雅黑" w:hAnsi="微软雅黑" w:eastAsia="微软雅黑"/>
-          <w:b/>
-          <w:color w:val="D29922"/>
-          <w:sz w:val="22"/>
-        </w:rPr>
-        <w:t>驱动分析：</w:t>
-      </w:r>
-      <w:r>
-        <w:rPr>
-          <w:rFonts w:ascii="微软雅黑" w:hAnsi="微软雅黑" w:eastAsia="微软雅黑"/>
-          <w:color w:val="1A1A1A"/>
-          <w:sz w:val="22"/>
-        </w:rPr>
-        <w:t>昨日领涨的船舶和传媒娱乐板块，缺乏行业级别的催化逻辑，更多是资金从高位科技股撤出后的短期过渡。电子器件和次新股的退潮，印证了风险偏好急剧收缩。隔夜美股科技股大幅反弹，今日需重点关注A股半导体、人工智能等科技赛道对此的响应。若这类板块高开后量能无法持续，将是短期卖点而非买点。</w:t>
-      </w:r>
-    </w:p>
-    <w:p>
-      <w:pPr>
-        <w:pStyle w:val="Heading2"/>
-      </w:pPr>
-      <w:r>
-        <w:rPr>
-          <w:rFonts w:ascii="微软雅黑" w:hAnsi="微软雅黑" w:eastAsia="微软雅黑"/>
-          <w:color w:val="1A1A1A"/>
-          <w:sz w:val="22"/>
-        </w:rPr>
-        <w:t>📉 技术信号</w:t>
-      </w:r>
-    </w:p>
-    <w:p>
-      <w:pPr>
-        <w:spacing w:after="120"/>
-      </w:pPr>
-      <w:r>
-        <w:rPr>
-          <w:rFonts w:ascii="微软雅黑" w:hAnsi="微软雅黑" w:eastAsia="微软雅黑"/>
-          <w:color w:val="1A1A1A"/>
-          <w:sz w:val="22"/>
-        </w:rPr>
-        <w:t>各大指数在盘中触及短期均线压力后回落，显示出上攻动能的匮乏。创业板指和科创50的日线级别呈现“上影线”特征，若今日不能快速反包昨日高点，短期技术形态将转弱。上证指数相对平稳，仍处于窄幅震荡箱体内，但MACD等趋势指标已开始走平，面临方向选择。</w:t>
-      </w:r>
-    </w:p>
-    <w:p>
-      <w:pPr>
-        <w:pStyle w:val="Heading2"/>
-      </w:pPr>
-      <w:r>
-        <w:rPr>
-          <w:rFonts w:ascii="微软雅黑" w:hAnsi="微软雅黑" w:eastAsia="微软雅黑"/>
-          <w:color w:val="1A1A1A"/>
-          <w:sz w:val="22"/>
-        </w:rPr>
-        <w:t>🔍 量化视角</w:t>
-      </w:r>
-    </w:p>
-    <w:p>
-      <w:pPr>
-        <w:spacing w:after="120"/>
-      </w:pPr>
-      <w:r>
-        <w:rPr>
-          <w:rFonts w:ascii="微软雅黑" w:hAnsi="微软雅黑" w:eastAsia="微软雅黑"/>
-          <w:color w:val="1A1A1A"/>
-          <w:sz w:val="22"/>
-        </w:rPr>
-        <w:t>最值得警惕的信号是“涨势快速衰竭”在各个指数的广泛分布。这不仅是价格波动，更是买卖力量在日内发生了根本性转变。市场宽度指标昨日午后迅速恶化，下跌家数远超上涨家数。这种微观结构的恶化，叠加板块高速轮动，通常预示着市场短期赚钱效应已降至冰点。今日的关键量化指标是开盘第一个小时的成交额，若同比昨日不能放大20%以上，则高开低走是大概率事件。</w:t>
-      </w:r>
-    </w:p>
-    <w:p>
-      <w:pPr>
-        <w:pStyle w:val="Heading2"/>
-      </w:pPr>
-      <w:r>
-        <w:rPr>
-          <w:rFonts w:ascii="微软雅黑" w:hAnsi="微软雅黑" w:eastAsia="微软雅黑"/>
-          <w:color w:val="1A1A1A"/>
-          <w:sz w:val="22"/>
-        </w:rPr>
-        <w:t>🏦 宏观背景</w:t>
-      </w:r>
-    </w:p>
-    <w:p>
-      <w:pPr>
-        <w:spacing w:after="120"/>
-      </w:pPr>
-      <w:r>
-        <w:rPr>
-          <w:rFonts w:ascii="微软雅黑" w:hAnsi="微软雅黑" w:eastAsia="微软雅黑"/>
-          <w:color w:val="1A1A1A"/>
-          <w:sz w:val="22"/>
-        </w:rPr>
-        <w:t>7月制造业与服务业PMI双双跌破荣枯线，已为市场奠定了谨慎的宏观基调。然而，数据也确立了政策预期的底线，市场对逆周期调节的预期反而会增强。当前流动性环境无忧，M2同比增速保持在8%，LPR维持低位。今日需关注央行公开市场操作，任何超预期的净投放都是对市场情绪的即时提振。总体看，基本面弱现实与稳增长强预期之间的博弈，难以支撑市场全面走牛，更多“高低切换”的结构性机会。</w:t>
-      </w:r>
-    </w:p>
-    <w:p>
-      <w:pPr>
-        <w:pStyle w:val="Heading2"/>
-      </w:pPr>
-      <w:r>
-        <w:rPr>
-          <w:rFonts w:ascii="微软雅黑" w:hAnsi="微软雅黑" w:eastAsia="微软雅黑"/>
-          <w:color w:val="1A1A1A"/>
-          <w:sz w:val="22"/>
-        </w:rPr>
-        <w:t>⚠️ 风险提示</w:t>
+        <w:t>：14,826亿，较上一时段缩量32.3%，骤然跌破1.5万亿活跃线。量能是行情命脉，此幅度缩量意味着追高意愿骤冷，市场进入存量甚至缩量博弈阶段，高位板块松动风险加剧。</w:t>
       </w:r>
     </w:p>
     <w:p>
@@ -581,7 +485,7 @@
           <w:color w:val="D29922"/>
           <w:sz w:val="22"/>
         </w:rPr>
-        <w:t>映射失效风险：</w:t>
+        <w:t>沪股通</w:t>
       </w:r>
       <w:r>
         <w:rPr>
@@ -589,7 +493,20 @@
           <w:color w:val="1A1A1A"/>
           <w:sz w:val="22"/>
         </w:rPr>
-        <w:t>隔夜纳斯达克上涨是受到自身科技股利好驱动，A股科技板块若无实质业绩支撑，跟涨可能成为“减亏盘”离场的窗口。</w:t>
+        <w:t>：因信披新规，日内资金流向数据缺失，但从沪深300走势可推断外资配置盘大概率稳定，深股通中小盘抛压可能是拖累创业板的主因之一。</w:t>
+      </w:r>
+    </w:p>
+    <w:p>
+      <w:pPr>
+        <w:pStyle w:val="Heading2"/>
+      </w:pPr>
+      <w:r>
+        <w:rPr>
+          <w:rFonts w:ascii="微软雅黑" w:hAnsi="微软雅黑" w:eastAsia="微软雅黑"/>
+          <w:color w:val="1A1A1A"/>
+          <w:sz w:val="22"/>
+        </w:rPr>
+        <w:t>三、板块热点</w:t>
       </w:r>
     </w:p>
     <w:p>
@@ -604,7 +521,7 @@
           <w:color w:val="D29922"/>
           <w:sz w:val="22"/>
         </w:rPr>
-        <w:t>流动性分层：</w:t>
+        <w:t>领涨先锋</w:t>
       </w:r>
       <w:r>
         <w:rPr>
@@ -612,7 +529,7 @@
           <w:color w:val="1A1A1A"/>
           <w:sz w:val="22"/>
         </w:rPr>
-        <w:t>小盘成长股流动性环境明显恶化，需警惕创业板及科创板的日内波动风险。</w:t>
+        <w:t>：科创50大涨3.38%，半导体、AI硬件等硬核科技是唯一活口，受隔夜纳指大涨2.59%映射效应驱动，较昨日同期涨幅扩大1.81pp，动能加速。这是在总量缩水背景下的资金集中避险行为。</w:t>
       </w:r>
     </w:p>
     <w:p>
@@ -627,7 +544,7 @@
           <w:color w:val="D29922"/>
           <w:sz w:val="22"/>
         </w:rPr>
-        <w:t>数据真空期：</w:t>
+        <w:t>领跌灾区</w:t>
       </w:r>
       <w:r>
         <w:rPr>
@@ -635,12 +552,35 @@
           <w:color w:val="1A1A1A"/>
           <w:sz w:val="22"/>
         </w:rPr>
-        <w:t>当前处于宏观数据发布空窗期，市场缺乏明确指引，情绪易受外围市场及小作文扰动。</w:t>
+        <w:t>：创业板指跌0.09%，对比上一时段暴跌5.8个百分点，属于典型的加速下跌、短期踩踏形态。前期热炒的新能源、部分AI应用端遭遇流动性收紧的囚徒困境。</w:t>
       </w:r>
     </w:p>
     <w:p>
       <w:pPr>
-        <w:spacing w:after="120"/>
+        <w:pStyle w:val="ListBullet"/>
+        <w:spacing w:after="40"/>
+      </w:pPr>
+      <w:r>
+        <w:rPr>
+          <w:rFonts w:ascii="微软雅黑" w:hAnsi="微软雅黑" w:eastAsia="微软雅黑"/>
+          <w:b/>
+          <w:color w:val="D29922"/>
+          <w:sz w:val="22"/>
+        </w:rPr>
+        <w:t>轮动逻辑</w:t>
+      </w:r>
+      <w:r>
+        <w:rPr>
+          <w:rFonts w:ascii="微软雅黑" w:hAnsi="微软雅黑" w:eastAsia="微软雅黑"/>
+          <w:color w:val="1A1A1A"/>
+          <w:sz w:val="22"/>
+        </w:rPr>
+        <w:t>：市场已从板块健康轮动切换为"极速电风扇"模式，资金从高位的创业板成长股撤退，涌向上证红利与科创硬科技，本质上是在宏观数据疲软下的极致防御与政策博弈，轮动速率过快是风险而非机会。</w:t>
+      </w:r>
+    </w:p>
+    <w:p>
+      <w:pPr>
+        <w:pStyle w:val="Heading2"/>
       </w:pPr>
       <w:r>
         <w:rPr>
@@ -648,7 +588,404 @@
           <w:color w:val="1A1A1A"/>
           <w:sz w:val="22"/>
         </w:rPr>
-        <w:t>⚠️ 免责声明：本报告由 AI 自动生成，仅供参考，不构成任何投资建议。投资有风险，入市需谨慎。报告中的数据来源于公开接口，不对其准确性做任何保证。</w:t>
+        <w:t>四、技术信号</w:t>
+      </w:r>
+    </w:p>
+    <w:p>
+      <w:pPr>
+        <w:pStyle w:val="ListBullet"/>
+        <w:spacing w:after="40"/>
+      </w:pPr>
+      <w:r>
+        <w:rPr>
+          <w:rFonts w:ascii="微软雅黑" w:hAnsi="微软雅黑" w:eastAsia="微软雅黑"/>
+          <w:b/>
+          <w:color w:val="D29922"/>
+          <w:sz w:val="22"/>
+        </w:rPr>
+        <w:t>上证指数</w:t>
+      </w:r>
+      <w:r>
+        <w:rPr>
+          <w:rFonts w:ascii="微软雅黑" w:hAnsi="微软雅黑" w:eastAsia="微软雅黑"/>
+          <w:color w:val="1A1A1A"/>
+          <w:sz w:val="22"/>
+        </w:rPr>
+        <w:t>：连续收阳但上影线渐长，配合缩量，属于典型的量价背离。今日若想维持涨势，开盘半小时成交额至少需达3,000亿以上，否则将回踩5日均线寻支撑。</w:t>
+      </w:r>
+    </w:p>
+    <w:p>
+      <w:pPr>
+        <w:pStyle w:val="ListBullet"/>
+        <w:spacing w:after="40"/>
+      </w:pPr>
+      <w:r>
+        <w:rPr>
+          <w:rFonts w:ascii="微软雅黑" w:hAnsi="微软雅黑" w:eastAsia="微软雅黑"/>
+          <w:b/>
+          <w:color w:val="D29922"/>
+          <w:sz w:val="22"/>
+        </w:rPr>
+        <w:t>创业板指</w:t>
+      </w:r>
+      <w:r>
+        <w:rPr>
+          <w:rFonts w:ascii="微软雅黑" w:hAnsi="微软雅黑" w:eastAsia="微软雅黑"/>
+          <w:color w:val="1A1A1A"/>
+          <w:sz w:val="22"/>
+        </w:rPr>
+        <w:t>：日K线形态恶劣，断头铡刀后接缩量倒锤头或小阴线，构成下跌中继风险。MACD快线加速下探零轴，RSI跌破40弱势区。技术上今日若不能放量反包昨日阴线实体，则C浪杀跌确认，需严格止损。</w:t>
+      </w:r>
+    </w:p>
+    <w:p>
+      <w:pPr>
+        <w:pStyle w:val="ListBullet"/>
+        <w:spacing w:after="40"/>
+      </w:pPr>
+      <w:r>
+        <w:rPr>
+          <w:rFonts w:ascii="微软雅黑" w:hAnsi="微软雅黑" w:eastAsia="微软雅黑"/>
+          <w:b/>
+          <w:color w:val="D29922"/>
+          <w:sz w:val="22"/>
+        </w:rPr>
+        <w:t>科创50</w:t>
+      </w:r>
+      <w:r>
+        <w:rPr>
+          <w:rFonts w:ascii="微软雅黑" w:hAnsi="微软雅黑" w:eastAsia="微软雅黑"/>
+          <w:color w:val="1A1A1A"/>
+          <w:sz w:val="22"/>
+        </w:rPr>
+        <w:t>：一根放量（较昨日同期）长阳暂时摆脱均线压制，属于典型的消息面驱动脉冲。但考虑到全市场缩量，其延续性存疑，需警惕今日大幅高开后的获利回吐。</w:t>
+      </w:r>
+    </w:p>
+    <w:p>
+      <w:pPr>
+        <w:pStyle w:val="Heading2"/>
+      </w:pPr>
+      <w:r>
+        <w:rPr>
+          <w:rFonts w:ascii="微软雅黑" w:hAnsi="微软雅黑" w:eastAsia="微软雅黑"/>
+          <w:color w:val="1A1A1A"/>
+          <w:sz w:val="22"/>
+        </w:rPr>
+        <w:t>五、量化视角</w:t>
+      </w:r>
+    </w:p>
+    <w:p>
+      <w:pPr>
+        <w:pStyle w:val="ListBullet"/>
+        <w:spacing w:after="40"/>
+      </w:pPr>
+      <w:r>
+        <w:rPr>
+          <w:rFonts w:ascii="微软雅黑" w:hAnsi="微软雅黑" w:eastAsia="微软雅黑"/>
+          <w:b/>
+          <w:color w:val="D29922"/>
+          <w:sz w:val="22"/>
+        </w:rPr>
+        <w:t>量价关系</w:t>
+      </w:r>
+      <w:r>
+        <w:rPr>
+          <w:rFonts w:ascii="微软雅黑" w:hAnsi="微软雅黑" w:eastAsia="微软雅黑"/>
+          <w:color w:val="1A1A1A"/>
+          <w:sz w:val="22"/>
+        </w:rPr>
+        <w:t>：上证缩量上涨、创业板放量下跌（较昨日同期），是最经典的背离组合。这通常预示着指数层面的调整已箭在弦上，至少需要一次放量普跌或恐慌盘涌出来完成筹码交换。</w:t>
+      </w:r>
+    </w:p>
+    <w:p>
+      <w:pPr>
+        <w:pStyle w:val="ListBullet"/>
+        <w:spacing w:after="40"/>
+      </w:pPr>
+      <w:r>
+        <w:rPr>
+          <w:rFonts w:ascii="微软雅黑" w:hAnsi="微软雅黑" w:eastAsia="微软雅黑"/>
+          <w:b/>
+          <w:color w:val="D29922"/>
+          <w:sz w:val="22"/>
+        </w:rPr>
+        <w:t>资金流向</w:t>
+      </w:r>
+      <w:r>
+        <w:rPr>
+          <w:rFonts w:ascii="微软雅黑" w:hAnsi="微软雅黑" w:eastAsia="微软雅黑"/>
+          <w:color w:val="1A1A1A"/>
+          <w:sz w:val="22"/>
+        </w:rPr>
+        <w:t>：资金从深市（中小盘成长）向沪市（大市值权重与硬科技）迁移的结构性迁徙明显，市场宽度急剧恶化。上涨家数恐已被少数大市值科技股绑架，多数个股实际已跌回起点。</w:t>
+      </w:r>
+    </w:p>
+    <w:p>
+      <w:pPr>
+        <w:pStyle w:val="ListBullet"/>
+        <w:spacing w:after="40"/>
+      </w:pPr>
+      <w:r>
+        <w:rPr>
+          <w:rFonts w:ascii="微软雅黑" w:hAnsi="微软雅黑" w:eastAsia="微软雅黑"/>
+          <w:b/>
+          <w:color w:val="D29922"/>
+          <w:sz w:val="22"/>
+        </w:rPr>
+        <w:t>微观结构</w:t>
+      </w:r>
+      <w:r>
+        <w:rPr>
+          <w:rFonts w:ascii="微软雅黑" w:hAnsi="微软雅黑" w:eastAsia="微软雅黑"/>
+          <w:color w:val="1A1A1A"/>
+          <w:sz w:val="22"/>
+        </w:rPr>
+        <w:t>：成交大幅缩量下，科创板能独立走强，表明量化基金与游资已高度聚集于此，形成新的拥挤交易。一旦纳指回调或板块内龙头滞涨，其反噬伤害将极为剧烈。</w:t>
+      </w:r>
+    </w:p>
+    <w:p>
+      <w:pPr>
+        <w:pStyle w:val="Heading2"/>
+      </w:pPr>
+      <w:r>
+        <w:rPr>
+          <w:rFonts w:ascii="微软雅黑" w:hAnsi="微软雅黑" w:eastAsia="微软雅黑"/>
+          <w:color w:val="1A1A1A"/>
+          <w:sz w:val="22"/>
+        </w:rPr>
+        <w:t>六、宏观背景</w:t>
+      </w:r>
+    </w:p>
+    <w:p>
+      <w:pPr>
+        <w:pStyle w:val="ListBullet"/>
+        <w:spacing w:after="40"/>
+      </w:pPr>
+      <w:r>
+        <w:rPr>
+          <w:rFonts w:ascii="微软雅黑" w:hAnsi="微软雅黑" w:eastAsia="微软雅黑"/>
+          <w:b/>
+          <w:color w:val="D29922"/>
+          <w:sz w:val="22"/>
+        </w:rPr>
+        <w:t>PMI定调</w:t>
+      </w:r>
+      <w:r>
+        <w:rPr>
+          <w:rFonts w:ascii="微软雅黑" w:hAnsi="微软雅黑" w:eastAsia="微软雅黑"/>
+          <w:color w:val="1A1A1A"/>
+          <w:sz w:val="22"/>
+        </w:rPr>
+        <w:t>：7月制造业与服务业PMI双双跌破荣枯线（49.2/49.3），基本面预期受到压制。在此背景下，市场自然不青睐与经济周期高度相关的顺周期板块，反而强化了"弱现实-&gt;寻政策-&gt;炒科技"的脱实向虚逻辑。</w:t>
+      </w:r>
+    </w:p>
+    <w:p>
+      <w:pPr>
+        <w:pStyle w:val="ListBullet"/>
+        <w:spacing w:after="40"/>
+      </w:pPr>
+      <w:r>
+        <w:rPr>
+          <w:rFonts w:ascii="微软雅黑" w:hAnsi="微软雅黑" w:eastAsia="微软雅黑"/>
+          <w:b/>
+          <w:color w:val="D29922"/>
+          <w:sz w:val="22"/>
+        </w:rPr>
+        <w:t>流动性现实</w:t>
+      </w:r>
+      <w:r>
+        <w:rPr>
+          <w:rFonts w:ascii="微软雅黑" w:hAnsi="微软雅黑" w:eastAsia="微软雅黑"/>
+          <w:color w:val="1A1A1A"/>
+          <w:sz w:val="22"/>
+        </w:rPr>
+        <w:t>：M2增速8.0%，社融增量同比大减，宏观流动性并非大水漫灌。LPR连续14个月未动，央行在银行净息差（1.4%）历史低位的约束下左右为难，短期内降息概率不高。这解释了为何A股呈现极致的存量内卷，跷跷板效应显著。</w:t>
+      </w:r>
+    </w:p>
+    <w:p>
+      <w:pPr>
+        <w:pStyle w:val="ListBullet"/>
+        <w:spacing w:after="40"/>
+      </w:pPr>
+      <w:r>
+        <w:rPr>
+          <w:rFonts w:ascii="微软雅黑" w:hAnsi="微软雅黑" w:eastAsia="微软雅黑"/>
+          <w:b/>
+          <w:color w:val="D29922"/>
+          <w:sz w:val="22"/>
+        </w:rPr>
+        <w:t>通胀数据</w:t>
+      </w:r>
+      <w:r>
+        <w:rPr>
+          <w:rFonts w:ascii="微软雅黑" w:hAnsi="微软雅黑" w:eastAsia="微软雅黑"/>
+          <w:color w:val="1A1A1A"/>
+          <w:sz w:val="22"/>
+        </w:rPr>
+        <w:t>：CPI低位(1.0%)，PPI高位略有回落(4.1%)，中下游制造业利润仍被挤压。这部分基本面压力集中体现在创业板等制造业密集的指数上，为创业板走弱提供了宏观验证。</w:t>
+      </w:r>
+    </w:p>
+    <w:p>
+      <w:pPr>
+        <w:pStyle w:val="Heading2"/>
+      </w:pPr>
+      <w:r>
+        <w:rPr>
+          <w:rFonts w:ascii="微软雅黑" w:hAnsi="微软雅黑" w:eastAsia="微软雅黑"/>
+          <w:color w:val="1A1A1A"/>
+          <w:sz w:val="22"/>
+        </w:rPr>
+        <w:t>七、隔夜传导与今日关注</w:t>
+      </w:r>
+    </w:p>
+    <w:p>
+      <w:pPr>
+        <w:pStyle w:val="ListBullet"/>
+        <w:spacing w:after="40"/>
+      </w:pPr>
+      <w:r>
+        <w:rPr>
+          <w:rFonts w:ascii="微软雅黑" w:hAnsi="微软雅黑" w:eastAsia="微软雅黑"/>
+          <w:b/>
+          <w:color w:val="D29922"/>
+          <w:sz w:val="22"/>
+        </w:rPr>
+        <w:t>纳指大涨（+2.59%）</w:t>
+      </w:r>
+      <w:r>
+        <w:rPr>
+          <w:rFonts w:ascii="微软雅黑" w:hAnsi="微软雅黑" w:eastAsia="微软雅黑"/>
+          <w:color w:val="1A1A1A"/>
+          <w:sz w:val="22"/>
+        </w:rPr>
+        <w:t>：将对A股科创50、半导体板块开盘形成直接情绪脉冲，预计相关板块会高开。但A股昨日已提前反应部分涨幅（科创50涨3.38%），今日极易形成"高开-兑现-低走"的套人走势。关键看开盘后半小时是否放量承接。</w:t>
+      </w:r>
+    </w:p>
+    <w:p>
+      <w:pPr>
+        <w:pStyle w:val="ListBullet"/>
+        <w:spacing w:after="40"/>
+      </w:pPr>
+      <w:r>
+        <w:rPr>
+          <w:rFonts w:ascii="微软雅黑" w:hAnsi="微软雅黑" w:eastAsia="微软雅黑"/>
+          <w:b/>
+          <w:color w:val="D29922"/>
+          <w:sz w:val="22"/>
+        </w:rPr>
+        <w:t>富时A50期货</w:t>
+      </w:r>
+      <w:r>
+        <w:rPr>
+          <w:rFonts w:ascii="微软雅黑" w:hAnsi="微软雅黑" w:eastAsia="微软雅黑"/>
+          <w:color w:val="1A1A1A"/>
+          <w:sz w:val="22"/>
+        </w:rPr>
+        <w:t>：走势平盘震荡，未跟随美股大涨，这暗示外资及套保盘对上证50后续上攻动能开始存疑，今日权重股大概率是维稳而非冲锋。</w:t>
+      </w:r>
+    </w:p>
+    <w:p>
+      <w:pPr>
+        <w:pStyle w:val="ListBullet"/>
+        <w:spacing w:after="40"/>
+      </w:pPr>
+      <w:r>
+        <w:rPr>
+          <w:rFonts w:ascii="微软雅黑" w:hAnsi="微软雅黑" w:eastAsia="微软雅黑"/>
+          <w:b/>
+          <w:color w:val="D29922"/>
+          <w:sz w:val="22"/>
+        </w:rPr>
+        <w:t>今日核心矛盾</w:t>
+      </w:r>
+      <w:r>
+        <w:rPr>
+          <w:rFonts w:ascii="微软雅黑" w:hAnsi="微软雅黑" w:eastAsia="微软雅黑"/>
+          <w:color w:val="1A1A1A"/>
+          <w:sz w:val="22"/>
+        </w:rPr>
+        <w:t>：不是外围利好够不够大，而是A股内部的成交量能不能恢复。今日若成交前半日仍低于7,000亿，任何冲高都是减仓而非追涨时机。</w:t>
+      </w:r>
+    </w:p>
+    <w:p>
+      <w:pPr>
+        <w:pStyle w:val="Heading2"/>
+      </w:pPr>
+      <w:r>
+        <w:rPr>
+          <w:rFonts w:ascii="微软雅黑" w:hAnsi="微软雅黑" w:eastAsia="微软雅黑"/>
+          <w:color w:val="1A1A1A"/>
+          <w:sz w:val="22"/>
+        </w:rPr>
+        <w:t>八、风险提示</w:t>
+      </w:r>
+    </w:p>
+    <w:p>
+      <w:pPr>
+        <w:pStyle w:val="ListBullet"/>
+        <w:spacing w:after="40"/>
+      </w:pPr>
+      <w:r>
+        <w:rPr>
+          <w:rFonts w:ascii="微软雅黑" w:hAnsi="微软雅黑" w:eastAsia="微软雅黑"/>
+          <w:b/>
+          <w:color w:val="D29922"/>
+          <w:sz w:val="22"/>
+        </w:rPr>
+        <w:t>创业板流动性危机</w:t>
+      </w:r>
+      <w:r>
+        <w:rPr>
+          <w:rFonts w:ascii="微软雅黑" w:hAnsi="微软雅黑" w:eastAsia="微软雅黑"/>
+          <w:color w:val="1A1A1A"/>
+          <w:sz w:val="22"/>
+        </w:rPr>
+        <w:t>：连续大幅下跌叠加急剧缩量，已触发部分融资盘、止损盘的负反馈机制。这是当前市场最核心的尾部风险，警惕其无差别杀跌拖累全市场情绪。</w:t>
+      </w:r>
+    </w:p>
+    <w:p>
+      <w:pPr>
+        <w:pStyle w:val="ListBullet"/>
+        <w:spacing w:after="40"/>
+      </w:pPr>
+      <w:r>
+        <w:rPr>
+          <w:rFonts w:ascii="微软雅黑" w:hAnsi="微软雅黑" w:eastAsia="微软雅黑"/>
+          <w:b/>
+          <w:color w:val="D29922"/>
+          <w:sz w:val="22"/>
+        </w:rPr>
+        <w:t>科技股补跌风险</w:t>
+      </w:r>
+      <w:r>
+        <w:rPr>
+          <w:rFonts w:ascii="微软雅黑" w:hAnsi="微软雅黑" w:eastAsia="微软雅黑"/>
+          <w:color w:val="1A1A1A"/>
+          <w:sz w:val="22"/>
+        </w:rPr>
+        <w:t>：全市场成交量若继续萎缩，将无法支撑科创板目前的高换手与高股价，拥挤交易一旦崩溃，将出现快速且巨幅的补跌。</w:t>
+      </w:r>
+    </w:p>
+    <w:p>
+      <w:pPr>
+        <w:pStyle w:val="ListBullet"/>
+        <w:spacing w:after="40"/>
+      </w:pPr>
+      <w:r>
+        <w:rPr>
+          <w:rFonts w:ascii="微软雅黑" w:hAnsi="微软雅黑" w:eastAsia="微软雅黑"/>
+          <w:b/>
+          <w:color w:val="D29922"/>
+          <w:sz w:val="22"/>
+        </w:rPr>
+        <w:t>量价持续背离</w:t>
+      </w:r>
+      <w:r>
+        <w:rPr>
+          <w:rFonts w:ascii="微软雅黑" w:hAnsi="微软雅黑" w:eastAsia="微软雅黑"/>
+          <w:color w:val="1A1A1A"/>
+          <w:sz w:val="22"/>
+        </w:rPr>
+        <w:t>：上证指数与全市场量能的长期背离，是市场脆弱的根源，最终会以一次共振下跌的方式完成修正，在此之前，仓位管理是第一位的。</w:t>
       </w:r>
     </w:p>
     <w:p/>
